--- a/model/dataTemp/BienBacLieu.docx
+++ b/model/dataTemp/BienBacLieu.docx
@@ -37,18 +37,51 @@
           <w:i/>
           <w:iCs/>
         </w:rPr>
-        <w:t>Thứ hai, 05/07/2021, 09:27 GMT+7</w:t>
+        <w:t>Không nổi bật với bãi cát trắng mịn trải dài bên mặt nước xanh trong như biển Nha Trang, Vũng Tàu,... nhưng biển Bạc Liêu với một bên nước mặn bên phù sa bồi lở lại mang đến phong vị mới mẻ ở miền Tây Nam đất nước ta tạo nên vẻ đẹp hoang sơ, mộc mạc và không kém phần thú vị.</w:t>
       </w:r>
     </w:p>
     <w:p>
-      <w:pPr>
+      <w:r>
+        <w:t xml:space="preserve">Xét về vị trí địa lý, </w:t>
+      </w:r>
+      <w:r>
+        <w:t>Cà Mau</w:t>
+      </w:r>
+      <w:r>
+        <w:t xml:space="preserve"> là vùng đất tiếp nối cực nam của Tổ Quốc, ều thuộc địa phận miền Tây Nam Bộ. Dù khá xa xôi, nhưng </w:t>
+      </w:r>
+      <w:r>
+        <w:t>Cà Mau</w:t>
+      </w:r>
+      <w:r>
+        <w:t xml:space="preserve"> không hề thua kém các tỉnh miền Tây khác về sức hút du lịch vìcó nhiều điểm tham quan nổi tiếng như cánh đồng điện gió, khu du lịch Nhà Mát, chùa Quan Âm Nam Hải hay nhà công tử Bạc Liêu và bãi biển cùng tên nức tiếng,... Đi du lịch miền Tây và ghé thăm những điểm đến này bạn sẽ cảm nhận được vẻ đẹp của phong cảnh, công trình kiến trúc cũng như tính thật thà, chất phát của người dân "xứ cơ cầu".  </w:t>
+      </w:r>
+    </w:p>
+    <w:p>
+      <w:pPr>
+        <w:rPr>
+          <w:b/>
+          <w:bCs/>
+        </w:rPr>
+      </w:pPr>
+      <w:r>
+        <w:rPr>
+          <w:b/>
+          <w:bCs/>
+        </w:rPr>
+        <w:t>Biển Bạc Liêu nằm ở đâu?</w:t>
+      </w:r>
+    </w:p>
+    <w:p>
+      <w:r>
         <w:rPr>
           <w:b/>
           <w:bCs/>
           <w:i/>
           <w:iCs/>
         </w:rPr>
-      </w:pPr>
+        <w:t xml:space="preserve">Bãi biển nổi tiếng của tỉnh </w:t>
+      </w:r>
       <w:r>
         <w:rPr>
           <w:b/>
@@ -56,244 +89,28 @@
           <w:i/>
           <w:iCs/>
         </w:rPr>
-        <w:t xml:space="preserve">Không nổi bật với bãi cát trắng mịn trải dài bên mặt nước xanh trong như biển Nha Trang, Vũng </w:t>
-      </w:r>
-      <w:proofErr w:type="gramStart"/>
-      <w:r>
-        <w:rPr>
-          <w:b/>
-          <w:bCs/>
-          <w:i/>
-          <w:iCs/>
-        </w:rPr>
-        <w:t>Tàu,...</w:t>
-      </w:r>
-      <w:proofErr w:type="gramEnd"/>
-      <w:r>
-        <w:rPr>
-          <w:b/>
-          <w:bCs/>
-          <w:i/>
-          <w:iCs/>
-        </w:rPr>
-        <w:t xml:space="preserve"> nhưng biển Bạc Liêu với một bên nước mặn bên phù sa bồi lở lại mang đến phong vị mới mẻ ở miền Tây Nam đất nước ta tạo nên vẻ đẹp hoang sơ, mộc mạc và không kém phần thú vị.</w:t>
+        <w:t>Cà Mau</w:t>
+      </w:r>
+      <w:r>
+        <w:t> nằm dọc trên đường DT38. thuộc phường Nhà Mát, thành phố Bạc Liêu</w:t>
+      </w:r>
+      <w:r>
+        <w:t xml:space="preserve"> cũ</w:t>
+      </w:r>
+      <w:r>
+        <w:t>. Nơi này chỉ cách trung tâm thành phố chừng 10km nên rất tiện di chuyển và kết hợp tham quan cùng nhiều điểm du lịch nổi tiếng khác ở nội thành. </w:t>
       </w:r>
     </w:p>
     <w:p>
       <w:r>
-        <w:t>Xét về vị trí địa lý, thì tỉnh Bạc Liêu là vùng đất tiếp nối tỉnh Cà Mau tạo thành khu vực cực nam của Tổ Quốc, đều thuộc địa phận miền Tây Nam Bộ. Dù khá xa xôi, nhưng Bạc Liêu không hề thua kém các tỉnh miền Tây khác về sức hút du lịch vìcó nhiều điểm tham quan nổi tiếng như cánh đồng điện gió, khu du lịch Nhà Mát, chùa Quan Âm Nam Hải hay nhà công tử Bạc Liêu và bãi biển cùng tên nức tiếng,... Đi du lịch miền Tây và ghé thăm những điểm đến này bạn sẽ cảm nhận được vẻ đẹp của phong cảnh, công trình kiến trúc cũng như tính thật thà, chất phát của người dân "xứ cơ cầu".</w:t>
+        <w:t>Nếu từ Thành phố Hồ Chí Minh và các tỉnh muốn đi đến bãi biển này bạn có thể chọn một trong hai phương tiện chính là xe máy và xe khách. Khởi hành từ Thành phố Hồ Chi Minh đến Bạc Liêu, bạn sẽ mất khoảng 6 giờ đồng hồ đi qua đoạn đường dài 280km.</w:t>
       </w:r>
     </w:p>
     <w:p>
       <w:r>
-        <w:t> </w:t>
-      </w:r>
-    </w:p>
-    <w:p>
-      <w:r>
-        <w:lastRenderedPageBreak/>
-        <w:drawing>
-          <wp:inline distT="0" distB="0" distL="0" distR="0" wp14:anchorId="2B9782DE" wp14:editId="1E4512E7">
-            <wp:extent cx="5943600" cy="4455795"/>
-            <wp:effectExtent l="0" t="0" r="0" b="1905"/>
-            <wp:docPr id="200840172" name="Picture 76" descr="Check in biển Bạc Liêu - vùng đất tiếp nối"/>
-            <wp:cNvGraphicFramePr>
-              <a:graphicFrameLocks xmlns:a="http://schemas.openxmlformats.org/drawingml/2006/main" noChangeAspect="1"/>
-            </wp:cNvGraphicFramePr>
-            <a:graphic xmlns:a="http://schemas.openxmlformats.org/drawingml/2006/main">
-              <a:graphicData uri="http://schemas.openxmlformats.org/drawingml/2006/picture">
-                <pic:pic xmlns:pic="http://schemas.openxmlformats.org/drawingml/2006/picture">
-                  <pic:nvPicPr>
-                    <pic:cNvPr id="0" name="Picture 239" descr="Check in biển Bạc Liêu - vùng đất tiếp nối"/>
-                    <pic:cNvPicPr>
-                      <a:picLocks noChangeAspect="1" noChangeArrowheads="1"/>
-                    </pic:cNvPicPr>
-                  </pic:nvPicPr>
-                  <pic:blipFill>
-                    <a:blip r:embed="rId5">
-                      <a:extLst>
-                        <a:ext uri="{28A0092B-C50C-407E-A947-70E740481C1C}">
-                          <a14:useLocalDpi xmlns:a14="http://schemas.microsoft.com/office/drawing/2010/main" val="0"/>
-                        </a:ext>
-                      </a:extLst>
-                    </a:blip>
-                    <a:srcRect/>
-                    <a:stretch>
-                      <a:fillRect/>
-                    </a:stretch>
-                  </pic:blipFill>
-                  <pic:spPr bwMode="auto">
-                    <a:xfrm>
-                      <a:off x="0" y="0"/>
-                      <a:ext cx="5943600" cy="4455795"/>
-                    </a:xfrm>
-                    <a:prstGeom prst="rect">
-                      <a:avLst/>
-                    </a:prstGeom>
-                    <a:noFill/>
-                    <a:ln>
-                      <a:noFill/>
-                    </a:ln>
-                  </pic:spPr>
-                </pic:pic>
-              </a:graphicData>
-            </a:graphic>
-          </wp:inline>
-        </w:drawing>
-      </w:r>
-      <w:r>
-        <w:rPr>
-          <w:i/>
-          <w:iCs/>
-        </w:rPr>
-        <w:t>Bạc Liêu là vùng đất tiếp nối tỉnh Cà Mau. Ảnh: poliva</w:t>
-      </w:r>
-    </w:p>
-    <w:p>
-      <w:r>
-        <w:t> </w:t>
-      </w:r>
-    </w:p>
-    <w:p>
-      <w:r>
-        <w:t>Cùng </w:t>
-      </w:r>
-      <w:r>
-        <w:rPr>
-          <w:i/>
-          <w:iCs/>
-        </w:rPr>
-        <w:t>LuhanhVietNam</w:t>
-      </w:r>
-      <w:r>
-        <w:t> khá phá vẻ đẹp dung dị, hiền hòa và bình yên của </w:t>
-      </w:r>
-      <w:r>
-        <w:rPr>
-          <w:b/>
-          <w:bCs/>
-          <w:i/>
-          <w:iCs/>
-        </w:rPr>
-        <w:t>bãi biển nổi tiếng Bạc Liêu </w:t>
-      </w:r>
-      <w:r>
-        <w:t>nhé!</w:t>
-      </w:r>
-    </w:p>
-    <w:p>
-      <w:r>
-        <w:t> </w:t>
-      </w:r>
-    </w:p>
-    <w:p>
-      <w:pPr>
-        <w:rPr>
-          <w:b/>
-          <w:bCs/>
-        </w:rPr>
-      </w:pPr>
-      <w:r>
-        <w:rPr>
-          <w:b/>
-          <w:bCs/>
-        </w:rPr>
-        <w:t>Biển Bạc Liêu nằm ở đâu?</w:t>
-      </w:r>
-    </w:p>
-    <w:p>
-      <w:r>
-        <w:rPr>
-          <w:b/>
-          <w:bCs/>
-          <w:i/>
-          <w:iCs/>
-        </w:rPr>
-        <w:t>Bãi biển nổi tiếng của tỉnh Bạc Liêu</w:t>
-      </w:r>
-      <w:r>
-        <w:t> nằm dọc trên đường DT38. thuộc phường Nhà Mát, thành phố Bạc Liêu. Nơi này chỉ cách trung tâm thành phố chừng 10km nên rất tiện di chuyển và kết hợp tham quan cùng nhiều điểm du lịch nổi tiếng khác ở nội thành.</w:t>
-      </w:r>
-    </w:p>
-    <w:p>
-      <w:r>
-        <w:t> </w:t>
-      </w:r>
-    </w:p>
-    <w:p>
-      <w:r>
-        <w:drawing>
-          <wp:inline distT="0" distB="0" distL="0" distR="0" wp14:anchorId="6E84484D" wp14:editId="2158D295">
-            <wp:extent cx="5943600" cy="3953510"/>
-            <wp:effectExtent l="0" t="0" r="0" b="8890"/>
-            <wp:docPr id="883779749" name="Picture 75" descr="Check in biển Bạc Liêu - dọc trên đường DT38"/>
-            <wp:cNvGraphicFramePr>
-              <a:graphicFrameLocks xmlns:a="http://schemas.openxmlformats.org/drawingml/2006/main" noChangeAspect="1"/>
-            </wp:cNvGraphicFramePr>
-            <a:graphic xmlns:a="http://schemas.openxmlformats.org/drawingml/2006/main">
-              <a:graphicData uri="http://schemas.openxmlformats.org/drawingml/2006/picture">
-                <pic:pic xmlns:pic="http://schemas.openxmlformats.org/drawingml/2006/picture">
-                  <pic:nvPicPr>
-                    <pic:cNvPr id="0" name="Picture 240" descr="Check in biển Bạc Liêu - dọc trên đường DT38"/>
-                    <pic:cNvPicPr>
-                      <a:picLocks noChangeAspect="1" noChangeArrowheads="1"/>
-                    </pic:cNvPicPr>
-                  </pic:nvPicPr>
-                  <pic:blipFill>
-                    <a:blip r:embed="rId6">
-                      <a:extLst>
-                        <a:ext uri="{28A0092B-C50C-407E-A947-70E740481C1C}">
-                          <a14:useLocalDpi xmlns:a14="http://schemas.microsoft.com/office/drawing/2010/main" val="0"/>
-                        </a:ext>
-                      </a:extLst>
-                    </a:blip>
-                    <a:srcRect/>
-                    <a:stretch>
-                      <a:fillRect/>
-                    </a:stretch>
-                  </pic:blipFill>
-                  <pic:spPr bwMode="auto">
-                    <a:xfrm>
-                      <a:off x="0" y="0"/>
-                      <a:ext cx="5943600" cy="3953510"/>
-                    </a:xfrm>
-                    <a:prstGeom prst="rect">
-                      <a:avLst/>
-                    </a:prstGeom>
-                    <a:noFill/>
-                    <a:ln>
-                      <a:noFill/>
-                    </a:ln>
-                  </pic:spPr>
-                </pic:pic>
-              </a:graphicData>
-            </a:graphic>
-          </wp:inline>
-        </w:drawing>
-      </w:r>
-      <w:r>
-        <w:rPr>
-          <w:i/>
-          <w:iCs/>
-        </w:rPr>
-        <w:t>Biển nằm dọc trên đường DT38. thuộc phường Nhà Mát. Ảnh: Efly.vn</w:t>
-      </w:r>
-    </w:p>
-    <w:p>
-      <w:r>
-        <w:t> </w:t>
-      </w:r>
-    </w:p>
-    <w:p>
-      <w:r>
-        <w:t>Nếu từ Thành phố Hồ Chí Minh và các tỉnh muốn đi đến bãi biển này bạn có thể chọn một trong hai phương tiện chính là xe máy và xe khách. Khởi hành từ Thành phố Hồ Chi Minh đến Bạc Liêu, bạn sẽ mất khoảng 6 giờ đồng hồ đi qua đoạn đường dài 280km.</w:t>
-      </w:r>
-    </w:p>
-    <w:p>
-      <w:r>
         <w:t>Lựa chọn đi xe máy thì du khách sẽ chủ động được hành trình và tha hồ dừng lại ngắm cảnh chụp ảnh bất kỳ lúc nào bạn thích. Bởi vì trên đường đi có khá nhiều cảnh đẹp mang đặc trưng miền Tây như những đồng lúa chín vàng hay các vườn trái cây trĩu quả hoặc nhiều khu chợ nổi tấp nập vào sáng sớm tinh mơ như </w:t>
       </w:r>
-      <w:hyperlink r:id="rId7" w:history="1">
+      <w:hyperlink r:id="rId5" w:history="1">
         <w:r>
           <w:rPr>
             <w:rStyle w:val="Hyperlink"/>
@@ -306,165 +123,23 @@
         </w:r>
       </w:hyperlink>
       <w:r>
-        <w:t>.</w:t>
+        <w:t>. </w:t>
       </w:r>
     </w:p>
     <w:p>
       <w:r>
-        <w:t> </w:t>
+        <w:t xml:space="preserve">Nếu đi bằng xe máy thì bạn đi leo lộ trình sau. Đầu tiên xuất phát từ Bình Chánh rồi đi đến nút giao Bình Thuận. Sau đó du khách rẽ vào Quốc Lộ 1A và tiếp tục di chuyển thêm khoảng 30km để đến được cầu Tân An thuộc địa phận Long An. Bạn đi tiếp để đến với tỉnh Tiền Giang, vượt qua cổng chào thành phố Mỹ Tho rồi hướng tới Quốc lộ 1A, đi thêm khoảng 65km là đến cầu Mỹ Thuận. Đi qua cầu này </w:t>
+      </w:r>
+      <w:r>
+        <w:lastRenderedPageBreak/>
+        <w:t>là tới địa phận tỉnh Vĩnh Long. Bạn tiếp tục di chuyển khoảng 33km nữa sẽ tới cầu Cần Thơ. Đến đây du khách chạy tiếp một đoạn dài 110km nữa để đến khu vực Ngã Bảy Hậu Giang. Lúc nào hành trình sắp kết thúc vì bạn chỉ cần đi qua tỉnh Sóc Trăng một đoạn nữa là đến với thành phố Bạc Liêu rồi đấy. Lúc này đi chừng 10 km nữa là đến biển Bạc Liêu.</w:t>
       </w:r>
     </w:p>
     <w:p>
       <w:r>
-        <w:drawing>
-          <wp:inline distT="0" distB="0" distL="0" distR="0" wp14:anchorId="63D6A104" wp14:editId="47D4D793">
-            <wp:extent cx="5943600" cy="4455795"/>
-            <wp:effectExtent l="0" t="0" r="0" b="1905"/>
-            <wp:docPr id="1387810078" name="Picture 74" descr="Check in biển Bạc Liêu - đầy phù sa"/>
-            <wp:cNvGraphicFramePr>
-              <a:graphicFrameLocks xmlns:a="http://schemas.openxmlformats.org/drawingml/2006/main" noChangeAspect="1"/>
-            </wp:cNvGraphicFramePr>
-            <a:graphic xmlns:a="http://schemas.openxmlformats.org/drawingml/2006/main">
-              <a:graphicData uri="http://schemas.openxmlformats.org/drawingml/2006/picture">
-                <pic:pic xmlns:pic="http://schemas.openxmlformats.org/drawingml/2006/picture">
-                  <pic:nvPicPr>
-                    <pic:cNvPr id="0" name="Picture 241" descr="Check in biển Bạc Liêu - đầy phù sa"/>
-                    <pic:cNvPicPr>
-                      <a:picLocks noChangeAspect="1" noChangeArrowheads="1"/>
-                    </pic:cNvPicPr>
-                  </pic:nvPicPr>
-                  <pic:blipFill>
-                    <a:blip r:embed="rId8">
-                      <a:extLst>
-                        <a:ext uri="{28A0092B-C50C-407E-A947-70E740481C1C}">
-                          <a14:useLocalDpi xmlns:a14="http://schemas.microsoft.com/office/drawing/2010/main" val="0"/>
-                        </a:ext>
-                      </a:extLst>
-                    </a:blip>
-                    <a:srcRect/>
-                    <a:stretch>
-                      <a:fillRect/>
-                    </a:stretch>
-                  </pic:blipFill>
-                  <pic:spPr bwMode="auto">
-                    <a:xfrm>
-                      <a:off x="0" y="0"/>
-                      <a:ext cx="5943600" cy="4455795"/>
-                    </a:xfrm>
-                    <a:prstGeom prst="rect">
-                      <a:avLst/>
-                    </a:prstGeom>
-                    <a:noFill/>
-                    <a:ln>
-                      <a:noFill/>
-                    </a:ln>
-                  </pic:spPr>
-                </pic:pic>
-              </a:graphicData>
-            </a:graphic>
-          </wp:inline>
-        </w:drawing>
-      </w:r>
-      <w:r>
-        <w:rPr>
-          <w:i/>
-          <w:iCs/>
-        </w:rPr>
-        <w:t>Bạc Liêu đầy phù sa. Ảnh: 123didulich</w:t>
-      </w:r>
-    </w:p>
-    <w:p>
-      <w:r>
-        <w:t> </w:t>
-      </w:r>
-    </w:p>
-    <w:p>
-      <w:r>
-        <w:t xml:space="preserve">Nếu đi bằng xe máy thì bạn đi leo lộ trình sau. Đầu tiên xuất phát từ Bình Chánh rồi đi đến nút giao Bình Thuận. Sau đó du khách rẽ vào Quốc Lộ 1A và tiếp tục di chuyển thêm khoảng 30km để đến được cầu Tân </w:t>
-      </w:r>
-      <w:proofErr w:type="gramStart"/>
-      <w:r>
-        <w:t>An</w:t>
-      </w:r>
-      <w:proofErr w:type="gramEnd"/>
-      <w:r>
-        <w:t xml:space="preserve"> thuộc địa phận Long An. Bạn đi tiếp để đến với tỉnh Tiền Giang, vượt qua cổng chào thành phố Mỹ Tho rồi hướng tới Quốc lộ 1A, đi thêm khoảng 65km là đến cầu Mỹ Thuận. Đi qua cầu này là tới địa phận tỉnh Vĩnh Long. Bạn tiếp tục di chuyển khoảng 33km nữa sẽ tới cầu Cần Thơ. Đến đây du khách chạy tiếp một đoạn dài 110km nữa để đến khu vực Ngã Bảy Hậu Giang. Lúc nào hành trình sắp kết thúc vì bạn chỉ cần đi qua tỉnh Sóc Trăng một đoạn nữa là đến với thành phố Bạc Liêu rồi đấy. Lúc này đi chừng 10 km nữa là đến biển Bạc Liêu.</w:t>
-      </w:r>
-    </w:p>
-    <w:p>
-      <w:r>
-        <w:t> </w:t>
-      </w:r>
-    </w:p>
-    <w:p>
-      <w:r>
-        <w:drawing>
-          <wp:inline distT="0" distB="0" distL="0" distR="0" wp14:anchorId="3BEBF7C9" wp14:editId="19B9C843">
-            <wp:extent cx="5943600" cy="4497070"/>
-            <wp:effectExtent l="0" t="0" r="0" b="0"/>
-            <wp:docPr id="330154095" name="Picture 73" descr="Check in biển Bạc Liêu - hoang sơ"/>
-            <wp:cNvGraphicFramePr>
-              <a:graphicFrameLocks xmlns:a="http://schemas.openxmlformats.org/drawingml/2006/main" noChangeAspect="1"/>
-            </wp:cNvGraphicFramePr>
-            <a:graphic xmlns:a="http://schemas.openxmlformats.org/drawingml/2006/main">
-              <a:graphicData uri="http://schemas.openxmlformats.org/drawingml/2006/picture">
-                <pic:pic xmlns:pic="http://schemas.openxmlformats.org/drawingml/2006/picture">
-                  <pic:nvPicPr>
-                    <pic:cNvPr id="0" name="Picture 242" descr="Check in biển Bạc Liêu - hoang sơ"/>
-                    <pic:cNvPicPr>
-                      <a:picLocks noChangeAspect="1" noChangeArrowheads="1"/>
-                    </pic:cNvPicPr>
-                  </pic:nvPicPr>
-                  <pic:blipFill>
-                    <a:blip r:embed="rId9">
-                      <a:extLst>
-                        <a:ext uri="{28A0092B-C50C-407E-A947-70E740481C1C}">
-                          <a14:useLocalDpi xmlns:a14="http://schemas.microsoft.com/office/drawing/2010/main" val="0"/>
-                        </a:ext>
-                      </a:extLst>
-                    </a:blip>
-                    <a:srcRect/>
-                    <a:stretch>
-                      <a:fillRect/>
-                    </a:stretch>
-                  </pic:blipFill>
-                  <pic:spPr bwMode="auto">
-                    <a:xfrm>
-                      <a:off x="0" y="0"/>
-                      <a:ext cx="5943600" cy="4497070"/>
-                    </a:xfrm>
-                    <a:prstGeom prst="rect">
-                      <a:avLst/>
-                    </a:prstGeom>
-                    <a:noFill/>
-                    <a:ln>
-                      <a:noFill/>
-                    </a:ln>
-                  </pic:spPr>
-                </pic:pic>
-              </a:graphicData>
-            </a:graphic>
-          </wp:inline>
-        </w:drawing>
-      </w:r>
-      <w:r>
-        <w:rPr>
-          <w:i/>
-          <w:iCs/>
-        </w:rPr>
-        <w:t>Check in bãi biển hoang sơ. Ảnh: puolotrip</w:t>
-      </w:r>
-    </w:p>
-    <w:p>
-      <w:r>
-        <w:t> </w:t>
-      </w:r>
-    </w:p>
-    <w:p>
-      <w:r>
-        <w:t>Nếu đi bằng xe khách thì đơn giản nhất là bạn đón xe từ bến xe miền Tây ở Thành Phố Hồ Chí Minh đi Bạc Liêu. Giá vé xe dao động từ 160.000 đồng – 300.000 đồng/người tùy vào loại xe nhé. Với cách đi này bạn chỉ cần lên xe ngủ một giấc là đến nơi vì thời gian đi khoảng 6 tiếng. Đi </w:t>
-      </w:r>
-      <w:hyperlink r:id="rId10" w:history="1">
+        <w:t> Nếu đi bằng xe khách thì đơn giản nhất là bạn đón xe từ bến xe miền Tây ở Thành Phố Hồ Chí Minh đi Bạc Liêu. Giá vé xe dao động từ 160.000 đồng – 300.000 đồng/người tùy vào loại xe nhé. Với cách đi này bạn chỉ cần lên xe ngủ một giấc là đến nơi vì thời gian đi khoảng 6 tiếng. Đi </w:t>
+      </w:r>
+      <w:hyperlink r:id="rId6" w:history="1">
         <w:r>
           <w:rPr>
             <w:rStyle w:val="Hyperlink"/>
@@ -477,76 +152,7 @@
         </w:r>
       </w:hyperlink>
       <w:r>
-        <w:t> và check in bãi biển cùng tên bằng xe khách khá tiện lợi vì tiết kiệm thời gian và giữ sức khỏe cho bạn, nhưng bù lại sẽ không mang lại cho bạn nhiều trải nghiệm như đi xe máy nên tùy tình hình sức khỏe và lịch trình mà bạn chọn nhé. Khi đã đến được Bến xe Bạc Liêu, du khách chỉ cần xuống xe và đón xe ôm đi đến bãi biển, giá chỉ chừng 20.000 đồng thôi.</w:t>
-      </w:r>
-    </w:p>
-    <w:p>
-      <w:r>
-        <w:t> </w:t>
-      </w:r>
-    </w:p>
-    <w:p>
-      <w:r>
-        <w:drawing>
-          <wp:inline distT="0" distB="0" distL="0" distR="0" wp14:anchorId="668DB1FC" wp14:editId="2CB4DF6B">
-            <wp:extent cx="5943600" cy="4455795"/>
-            <wp:effectExtent l="0" t="0" r="0" b="1905"/>
-            <wp:docPr id="265894866" name="Picture 72" descr="Check in biển Bạc Liêu - Cầu đá "/>
-            <wp:cNvGraphicFramePr>
-              <a:graphicFrameLocks xmlns:a="http://schemas.openxmlformats.org/drawingml/2006/main" noChangeAspect="1"/>
-            </wp:cNvGraphicFramePr>
-            <a:graphic xmlns:a="http://schemas.openxmlformats.org/drawingml/2006/main">
-              <a:graphicData uri="http://schemas.openxmlformats.org/drawingml/2006/picture">
-                <pic:pic xmlns:pic="http://schemas.openxmlformats.org/drawingml/2006/picture">
-                  <pic:nvPicPr>
-                    <pic:cNvPr id="0" name="Picture 243" descr="Check in biển Bạc Liêu - Cầu đá "/>
-                    <pic:cNvPicPr>
-                      <a:picLocks noChangeAspect="1" noChangeArrowheads="1"/>
-                    </pic:cNvPicPr>
-                  </pic:nvPicPr>
-                  <pic:blipFill>
-                    <a:blip r:embed="rId11">
-                      <a:extLst>
-                        <a:ext uri="{28A0092B-C50C-407E-A947-70E740481C1C}">
-                          <a14:useLocalDpi xmlns:a14="http://schemas.microsoft.com/office/drawing/2010/main" val="0"/>
-                        </a:ext>
-                      </a:extLst>
-                    </a:blip>
-                    <a:srcRect/>
-                    <a:stretch>
-                      <a:fillRect/>
-                    </a:stretch>
-                  </pic:blipFill>
-                  <pic:spPr bwMode="auto">
-                    <a:xfrm>
-                      <a:off x="0" y="0"/>
-                      <a:ext cx="5943600" cy="4455795"/>
-                    </a:xfrm>
-                    <a:prstGeom prst="rect">
-                      <a:avLst/>
-                    </a:prstGeom>
-                    <a:noFill/>
-                    <a:ln>
-                      <a:noFill/>
-                    </a:ln>
-                  </pic:spPr>
-                </pic:pic>
-              </a:graphicData>
-            </a:graphic>
-          </wp:inline>
-        </w:drawing>
-      </w:r>
-      <w:r>
-        <w:rPr>
-          <w:i/>
-          <w:iCs/>
-        </w:rPr>
-        <w:t>Cầu đá nhìn ra biển. Ảnh: 123didilich</w:t>
-      </w:r>
-    </w:p>
-    <w:p>
-      <w:r>
-        <w:t> </w:t>
+        <w:t> và check in bãi biển cùng tên bằng xe khách khá tiện lợi vì tiết kiệm thời gian và giữ sức khỏe cho bạn, nhưng bù lại sẽ không mang lại cho bạn nhiều trải nghiệm như đi xe máy nên tùy tình hình sức khỏe và lịch trình mà bạn chọn nhé. Khi đã đến được Bến xe Bạc Liêu, du khách chỉ cần xuống xe và đón xe ôm đi đến bãi biển, giá chỉ chừng 20.000 đồng thôi. </w:t>
       </w:r>
     </w:p>
     <w:p>
@@ -566,81 +172,7 @@
     </w:p>
     <w:p>
       <w:r>
-        <w:t xml:space="preserve">Thời tiết Bạc Liêu cũng như các tỉnh miền Tây nói chung chỉ có hai mùa nắng mưa cùng nhiệt độ trung bình khá mát mẻ, mùa nắng cũng không quá gắt nên bạn có thể chọn đi vào bất cứ mùa nào trong năm. Tuy nhiên lý tưởng nhất là đến đây vào tháng 10 Âm Lịch, vì mùa này thời tiết vừa dễ chịu lại vừa có lễ hội Ok Om Bo - 1 trong 3 lễ hội lớn nhất trong năm của người Khmer sinh sống tại Bạc Liêu. Đi đúng dịp này, bạn sẽ được thưởng thức những cuộc thi đầy sôi động như đua ghe, nhảy bao, kéo co, đập nồi </w:t>
-      </w:r>
-      <w:proofErr w:type="gramStart"/>
-      <w:r>
-        <w:t>đất,...</w:t>
-      </w:r>
-      <w:proofErr w:type="gramEnd"/>
-    </w:p>
-    <w:p>
-      <w:r>
-        <w:t> </w:t>
-      </w:r>
-    </w:p>
-    <w:p>
-      <w:r>
-        <w:drawing>
-          <wp:inline distT="0" distB="0" distL="0" distR="0" wp14:anchorId="64F1F3D3" wp14:editId="1710391B">
-            <wp:extent cx="5943600" cy="4455795"/>
-            <wp:effectExtent l="0" t="0" r="0" b="1905"/>
-            <wp:docPr id="214048297" name="Picture 71" descr="Check in biển Bạc Liêu -  độc đáo"/>
-            <wp:cNvGraphicFramePr>
-              <a:graphicFrameLocks xmlns:a="http://schemas.openxmlformats.org/drawingml/2006/main" noChangeAspect="1"/>
-            </wp:cNvGraphicFramePr>
-            <a:graphic xmlns:a="http://schemas.openxmlformats.org/drawingml/2006/main">
-              <a:graphicData uri="http://schemas.openxmlformats.org/drawingml/2006/picture">
-                <pic:pic xmlns:pic="http://schemas.openxmlformats.org/drawingml/2006/picture">
-                  <pic:nvPicPr>
-                    <pic:cNvPr id="0" name="Picture 244" descr="Check in biển Bạc Liêu -  độc đáo"/>
-                    <pic:cNvPicPr>
-                      <a:picLocks noChangeAspect="1" noChangeArrowheads="1"/>
-                    </pic:cNvPicPr>
-                  </pic:nvPicPr>
-                  <pic:blipFill>
-                    <a:blip r:embed="rId12">
-                      <a:extLst>
-                        <a:ext uri="{28A0092B-C50C-407E-A947-70E740481C1C}">
-                          <a14:useLocalDpi xmlns:a14="http://schemas.microsoft.com/office/drawing/2010/main" val="0"/>
-                        </a:ext>
-                      </a:extLst>
-                    </a:blip>
-                    <a:srcRect/>
-                    <a:stretch>
-                      <a:fillRect/>
-                    </a:stretch>
-                  </pic:blipFill>
-                  <pic:spPr bwMode="auto">
-                    <a:xfrm>
-                      <a:off x="0" y="0"/>
-                      <a:ext cx="5943600" cy="4455795"/>
-                    </a:xfrm>
-                    <a:prstGeom prst="rect">
-                      <a:avLst/>
-                    </a:prstGeom>
-                    <a:noFill/>
-                    <a:ln>
-                      <a:noFill/>
-                    </a:ln>
-                  </pic:spPr>
-                </pic:pic>
-              </a:graphicData>
-            </a:graphic>
-          </wp:inline>
-        </w:drawing>
-      </w:r>
-      <w:r>
-        <w:rPr>
-          <w:i/>
-          <w:iCs/>
-        </w:rPr>
-        <w:t>Biển ở Bạc Liêu độc đáo. Ảnh: dulichkhampha24</w:t>
-      </w:r>
-    </w:p>
-    <w:p>
-      <w:r>
-        <w:t> </w:t>
+        <w:t>Thời tiết Bạc Liêu cũng như các tỉnh miền Tây nói chung chỉ có hai mùa nắng mưa cùng nhiệt độ trung bình khá mát mẻ, mùa nắng cũng không quá gắt nên bạn có thể chọn đi vào bất cứ mùa nào trong năm. Tuy nhiên lý tưởng nhất là đến đây vào tháng 10 Âm Lịch, vì mùa này thời tiết vừa dễ chịu lại vừa có lễ hội Ok Om Bo - 1 trong 3 lễ hội lớn nhất trong năm của người Khmer sinh sống tại Bạc Liêu. Đi đúng dịp này, bạn sẽ được thưởng thức những cuộc thi đầy sôi động như đua ghe, nhảy bao, kéo co, đập nồi đất,...</w:t>
       </w:r>
     </w:p>
     <w:p>
@@ -660,188 +192,12 @@
     </w:p>
     <w:p>
       <w:r>
-        <w:t>Theo nhiều nhà nghiên cứu, Bạc Liêu có nguồn gốc từ tên gọi con rạch cùng tên. Thời xa xưa, khu vực này có rất nhiều người Triều Châu sinh sống, họ đọc tên biển là Pô Léo với ý nghĩa là xóm nghèo, làm nghề hạ bạc, hay còn gọi là nghề chài lưới, đi biển đánh cá. Theo tiếng Hán Việt từ Pô phát âm là Bạc và Léo đọc là Liêu nên mới có cái tên biển là Bạc Liêu như ngày nay. Một số ý kiến khác cho rằng nơi này ngày xưa là đồn trú binh của người Lào, tuy nhiên, ngày nay lại có rất nhiều đồng bào người Hoa sinh sống ở đây.</w:t>
+        <w:t>Theo nhiều nhà nghiên cứu, Bạc Liêu có nguồn gốc từ tên gọi con rạch cùng tên. Thời xa xưa, khu vực này có rất nhiều người Triều Châu sinh sống, họ đọc tên biển là Pô Léo với ý nghĩa là xóm nghèo, làm nghề hạ bạc, hay còn gọi là nghề chài lưới, đi biển đánh cá. Theo tiếng Hán Việt từ Pô phát âm là Bạc và Léo đọc là Liêu nên mới có cái tên biển là Bạc Liêu như ngày nay. Một số ý kiến khác cho rằng nơi này ngày xưa là đồn trú binh của người Lào, tuy nhiên, ngày nay lại có rất nhiều đồng bào người Hoa sinh sống ở đây. </w:t>
       </w:r>
     </w:p>
     <w:p>
       <w:r>
-        <w:t> </w:t>
-      </w:r>
-    </w:p>
-    <w:p>
-      <w:r>
-        <w:drawing>
-          <wp:inline distT="0" distB="0" distL="0" distR="0" wp14:anchorId="3123D958" wp14:editId="57FBDAEA">
-            <wp:extent cx="5943600" cy="4754880"/>
-            <wp:effectExtent l="0" t="0" r="0" b="7620"/>
-            <wp:docPr id="1533259627" name="Picture 70" descr="Check in biển Bạc Liêu - Người dân mưu sinh"/>
-            <wp:cNvGraphicFramePr>
-              <a:graphicFrameLocks xmlns:a="http://schemas.openxmlformats.org/drawingml/2006/main" noChangeAspect="1"/>
-            </wp:cNvGraphicFramePr>
-            <a:graphic xmlns:a="http://schemas.openxmlformats.org/drawingml/2006/main">
-              <a:graphicData uri="http://schemas.openxmlformats.org/drawingml/2006/picture">
-                <pic:pic xmlns:pic="http://schemas.openxmlformats.org/drawingml/2006/picture">
-                  <pic:nvPicPr>
-                    <pic:cNvPr id="0" name="Picture 245" descr="Check in biển Bạc Liêu - Người dân mưu sinh"/>
-                    <pic:cNvPicPr>
-                      <a:picLocks noChangeAspect="1" noChangeArrowheads="1"/>
-                    </pic:cNvPicPr>
-                  </pic:nvPicPr>
-                  <pic:blipFill>
-                    <a:blip r:embed="rId13">
-                      <a:extLst>
-                        <a:ext uri="{28A0092B-C50C-407E-A947-70E740481C1C}">
-                          <a14:useLocalDpi xmlns:a14="http://schemas.microsoft.com/office/drawing/2010/main" val="0"/>
-                        </a:ext>
-                      </a:extLst>
-                    </a:blip>
-                    <a:srcRect/>
-                    <a:stretch>
-                      <a:fillRect/>
-                    </a:stretch>
-                  </pic:blipFill>
-                  <pic:spPr bwMode="auto">
-                    <a:xfrm>
-                      <a:off x="0" y="0"/>
-                      <a:ext cx="5943600" cy="4754880"/>
-                    </a:xfrm>
-                    <a:prstGeom prst="rect">
-                      <a:avLst/>
-                    </a:prstGeom>
-                    <a:noFill/>
-                    <a:ln>
-                      <a:noFill/>
-                    </a:ln>
-                  </pic:spPr>
-                </pic:pic>
-              </a:graphicData>
-            </a:graphic>
-          </wp:inline>
-        </w:drawing>
-      </w:r>
-      <w:r>
-        <w:rPr>
-          <w:i/>
-          <w:iCs/>
-        </w:rPr>
-        <w:t>Người dân mưu sinh trên biển. Ảnh: Du lịch Bạc Liêu</w:t>
-      </w:r>
-    </w:p>
-    <w:p>
-      <w:r>
-        <w:t> </w:t>
-      </w:r>
-    </w:p>
-    <w:p>
-      <w:r>
-        <w:t>Khoảng thời gian ban đầu, khi phân chia địa giới hành chính, Bạc Liêu được tách từ tỉnh Hà Tiên và địa bàn tỉnh bao gồm cả tỉnh Cà Mau hiện nay nên thời kỳ đó biển ở Bạc Liêu trải dài từ tỉnh Bạc Liêu xuống tận Cà Mau.</w:t>
-      </w:r>
-    </w:p>
-    <w:p>
-      <w:r>
-        <w:t> </w:t>
-      </w:r>
-    </w:p>
-    <w:tbl>
-      <w:tblPr>
-        <w:tblW w:w="10140" w:type="dxa"/>
-        <w:tblBorders>
-          <w:top w:val="single" w:sz="6" w:space="0" w:color="D1D1D1"/>
-          <w:left w:val="single" w:sz="6" w:space="0" w:color="D1D1D1"/>
-          <w:bottom w:val="single" w:sz="6" w:space="0" w:color="D1D1D1"/>
-          <w:right w:val="single" w:sz="6" w:space="0" w:color="D1D1D1"/>
-        </w:tblBorders>
-        <w:tblCellMar>
-          <w:top w:w="120" w:type="dxa"/>
-          <w:left w:w="120" w:type="dxa"/>
-          <w:bottom w:w="120" w:type="dxa"/>
-          <w:right w:w="120" w:type="dxa"/>
-        </w:tblCellMar>
-        <w:tblLook w:val="04A0" w:firstRow="1" w:lastRow="0" w:firstColumn="1" w:lastColumn="0" w:noHBand="0" w:noVBand="1"/>
-      </w:tblPr>
-      <w:tblGrid>
-        <w:gridCol w:w="10140"/>
-      </w:tblGrid>
-      <w:tr>
-        <w:trPr>
-          <w:tblHeader/>
-        </w:trPr>
-        <w:tc>
-          <w:tcPr>
-            <w:tcW w:w="0" w:type="auto"/>
-            <w:tcBorders>
-              <w:top w:val="outset" w:sz="6" w:space="0" w:color="D1D1D1"/>
-              <w:left w:val="outset" w:sz="6" w:space="0" w:color="D1D1D1"/>
-              <w:bottom w:val="outset" w:sz="6" w:space="0" w:color="D1D1D1"/>
-              <w:right w:val="outset" w:sz="6" w:space="0" w:color="D1D1D1"/>
-            </w:tcBorders>
-            <w:shd w:val="clear" w:color="auto" w:fill="FFFFFF"/>
-            <w:tcMar>
-              <w:top w:w="0" w:type="dxa"/>
-              <w:left w:w="0" w:type="dxa"/>
-              <w:bottom w:w="0" w:type="dxa"/>
-              <w:right w:w="0" w:type="dxa"/>
-            </w:tcMar>
-            <w:vAlign w:val="center"/>
-            <w:hideMark/>
-          </w:tcPr>
-          <w:p>
-            <w:r>
-              <w:rPr>
-                <w:b/>
-                <w:bCs/>
-              </w:rPr>
-              <w:t>  GỢI Ý TOUR DU LỊCH MIỀN TÂY KHUYẾN MÃI</w:t>
-            </w:r>
-          </w:p>
-          <w:p>
-            <w:r>
-              <w:t> </w:t>
-            </w:r>
-            <w:r>
-              <w:br/>
-            </w:r>
-            <w:r>
-              <w:rPr>
-                <w:b/>
-                <w:bCs/>
-              </w:rPr>
-              <w:t>&gt;&gt; </w:t>
-            </w:r>
-            <w:hyperlink r:id="rId14" w:tgtFrame="_blank" w:history="1">
-              <w:r>
-                <w:rPr>
-                  <w:rStyle w:val="Hyperlink"/>
-                  <w:b/>
-                  <w:bCs/>
-                </w:rPr>
-                <w:t>HCM - Mỹ Tho - Bến Tre - Cần Thơ 2N1Đ Từ 990,000 VNĐ/Khách</w:t>
-              </w:r>
-            </w:hyperlink>
-            <w:r>
-              <w:rPr>
-                <w:b/>
-                <w:bCs/>
-              </w:rPr>
-              <w:br/>
-            </w:r>
-            <w:hyperlink r:id="rId15" w:tgtFrame="_blank" w:history="1">
-              <w:r>
-                <w:rPr>
-                  <w:rStyle w:val="Hyperlink"/>
-                  <w:b/>
-                  <w:bCs/>
-                </w:rPr>
-                <w:t>&gt;&gt; HCM - Vĩnh Long - Châu Đốc - Rừng Tràm Trà Sư - Cần Thơ 4N Từ 3Tr990/Khách</w:t>
-              </w:r>
-            </w:hyperlink>
-          </w:p>
-        </w:tc>
-      </w:tr>
-    </w:tbl>
-    <w:p>
-      <w:r>
-        <w:t> </w:t>
+        <w:t>Khoảng thời gian ban đầu, khi phân chia địa giới hành chính, Bạc Liêu được tách từ tỉnh Hà Tiên và địa bàn tỉnh bao gồm cả tỉnh Cà Mau hiện nay nên thời kỳ đó biển ở Bạc Liêu trải dài từ tỉnh Bạc Liêu xuống tận Cà Mau. </w:t>
       </w:r>
     </w:p>
     <w:p>
@@ -863,7 +219,7 @@
       <w:r>
         <w:t>Không sở hữu những bãi cát trắng mịn trải dài như biển Nha Trang, Mũi Né hay Vũng Tàu, Hồ Tràm mà bãi biển của Bạc Liêu lại gây dấu ấn với màu sắc cực kỳ đặc biệt của bãi cát. Đó là sắc nâu đỏ tạo thành từ nước biển, bùn và phù sa của sông bồi đắp thành, giống với </w:t>
       </w:r>
-      <w:hyperlink r:id="rId16" w:history="1">
+      <w:hyperlink r:id="rId7" w:history="1">
         <w:r>
           <w:rPr>
             <w:rStyle w:val="Hyperlink"/>
@@ -876,76 +232,7 @@
         </w:r>
       </w:hyperlink>
       <w:r>
-        <w:t> Tiền Giang hay biển Thạnh Phú Bến Tre.</w:t>
-      </w:r>
-    </w:p>
-    <w:p>
-      <w:r>
-        <w:t> </w:t>
-      </w:r>
-    </w:p>
-    <w:p>
-      <w:r>
-        <w:drawing>
-          <wp:inline distT="0" distB="0" distL="0" distR="0" wp14:anchorId="4755C9D4" wp14:editId="1D1E7CE6">
-            <wp:extent cx="5943600" cy="7920355"/>
-            <wp:effectExtent l="0" t="0" r="0" b="4445"/>
-            <wp:docPr id="871289298" name="Picture 69" descr="Check in biển Bạc Liêu - Bên nước mặn"/>
-            <wp:cNvGraphicFramePr>
-              <a:graphicFrameLocks xmlns:a="http://schemas.openxmlformats.org/drawingml/2006/main" noChangeAspect="1"/>
-            </wp:cNvGraphicFramePr>
-            <a:graphic xmlns:a="http://schemas.openxmlformats.org/drawingml/2006/main">
-              <a:graphicData uri="http://schemas.openxmlformats.org/drawingml/2006/picture">
-                <pic:pic xmlns:pic="http://schemas.openxmlformats.org/drawingml/2006/picture">
-                  <pic:nvPicPr>
-                    <pic:cNvPr id="0" name="Picture 246" descr="Check in biển Bạc Liêu - Bên nước mặn"/>
-                    <pic:cNvPicPr>
-                      <a:picLocks noChangeAspect="1" noChangeArrowheads="1"/>
-                    </pic:cNvPicPr>
-                  </pic:nvPicPr>
-                  <pic:blipFill>
-                    <a:blip r:embed="rId17">
-                      <a:extLst>
-                        <a:ext uri="{28A0092B-C50C-407E-A947-70E740481C1C}">
-                          <a14:useLocalDpi xmlns:a14="http://schemas.microsoft.com/office/drawing/2010/main" val="0"/>
-                        </a:ext>
-                      </a:extLst>
-                    </a:blip>
-                    <a:srcRect/>
-                    <a:stretch>
-                      <a:fillRect/>
-                    </a:stretch>
-                  </pic:blipFill>
-                  <pic:spPr bwMode="auto">
-                    <a:xfrm>
-                      <a:off x="0" y="0"/>
-                      <a:ext cx="5943600" cy="7920355"/>
-                    </a:xfrm>
-                    <a:prstGeom prst="rect">
-                      <a:avLst/>
-                    </a:prstGeom>
-                    <a:noFill/>
-                    <a:ln>
-                      <a:noFill/>
-                    </a:ln>
-                  </pic:spPr>
-                </pic:pic>
-              </a:graphicData>
-            </a:graphic>
-          </wp:inline>
-        </w:drawing>
-      </w:r>
-      <w:r>
-        <w:rPr>
-          <w:i/>
-          <w:iCs/>
-        </w:rPr>
-        <w:t>Bên nước mặn bên phù sa bồi lở. Ảnh: Metrip</w:t>
-      </w:r>
-    </w:p>
-    <w:p>
-      <w:r>
-        <w:t> </w:t>
+        <w:t> Tiền Giang hay biển Thạnh Phú Bến Tre. </w:t>
       </w:r>
     </w:p>
     <w:p>
@@ -964,83 +251,14 @@
     </w:p>
     <w:p>
       <w:r>
-        <w:t>Bên cạnh đó, khu vực bãi biển cũng nổi tiếng với nhiều góc chụp ảnh sống ảo cực chất. Mà không thể không nhắc đến đầu tiên là cây cầu đá với view nhìn ra biển tuyệt đẹp. Nếu đứng ở đây vào sáng sớm hay lúc hoàng hôn, khi nắng chiều sắp tắt nhưng vẫn còn lại ánh sáng vàng vọt cuối ngày rồi làm vài kiểu ảnh, selfie là đẹp thôi rồi luôn đấy nhé.</w:t>
+        <w:t>Bên cạnh đó, khu vực bãi biển cũng nổi tiếng với nhiều góc chụp ảnh sống ảo cực chất. Mà không thể không nhắc đến đầu tiên là cây cầu đá với view nhìn ra biển tuyệt đẹp. Nếu đứng ở đây vào sáng sớm hay lúc hoàng hôn, khi nắng chiều sắp tắt nhưng vẫn còn lại ánh sáng vàng vọt cuối ngày rồi làm vài kiểu ảnh, selfie là đẹp thôi rồi luôn đấy nhé. </w:t>
       </w:r>
     </w:p>
     <w:p>
       <w:r>
-        <w:t> </w:t>
-      </w:r>
-    </w:p>
-    <w:p>
-      <w:r>
-        <w:drawing>
-          <wp:inline distT="0" distB="0" distL="0" distR="0" wp14:anchorId="412CA115" wp14:editId="64A49AC7">
-            <wp:extent cx="5943600" cy="3966845"/>
-            <wp:effectExtent l="0" t="0" r="0" b="0"/>
-            <wp:docPr id="783076360" name="Picture 68" descr="Check in biển Bạc Liêu - Hoàng hôn"/>
-            <wp:cNvGraphicFramePr>
-              <a:graphicFrameLocks xmlns:a="http://schemas.openxmlformats.org/drawingml/2006/main" noChangeAspect="1"/>
-            </wp:cNvGraphicFramePr>
-            <a:graphic xmlns:a="http://schemas.openxmlformats.org/drawingml/2006/main">
-              <a:graphicData uri="http://schemas.openxmlformats.org/drawingml/2006/picture">
-                <pic:pic xmlns:pic="http://schemas.openxmlformats.org/drawingml/2006/picture">
-                  <pic:nvPicPr>
-                    <pic:cNvPr id="0" name="Picture 247" descr="Check in biển Bạc Liêu - Hoàng hôn"/>
-                    <pic:cNvPicPr>
-                      <a:picLocks noChangeAspect="1" noChangeArrowheads="1"/>
-                    </pic:cNvPicPr>
-                  </pic:nvPicPr>
-                  <pic:blipFill>
-                    <a:blip r:embed="rId18">
-                      <a:extLst>
-                        <a:ext uri="{28A0092B-C50C-407E-A947-70E740481C1C}">
-                          <a14:useLocalDpi xmlns:a14="http://schemas.microsoft.com/office/drawing/2010/main" val="0"/>
-                        </a:ext>
-                      </a:extLst>
-                    </a:blip>
-                    <a:srcRect/>
-                    <a:stretch>
-                      <a:fillRect/>
-                    </a:stretch>
-                  </pic:blipFill>
-                  <pic:spPr bwMode="auto">
-                    <a:xfrm>
-                      <a:off x="0" y="0"/>
-                      <a:ext cx="5943600" cy="3966845"/>
-                    </a:xfrm>
-                    <a:prstGeom prst="rect">
-                      <a:avLst/>
-                    </a:prstGeom>
-                    <a:noFill/>
-                    <a:ln>
-                      <a:noFill/>
-                    </a:ln>
-                  </pic:spPr>
-                </pic:pic>
-              </a:graphicData>
-            </a:graphic>
-          </wp:inline>
-        </w:drawing>
-      </w:r>
-      <w:r>
-        <w:rPr>
-          <w:i/>
-          <w:iCs/>
-        </w:rPr>
-        <w:t>Hoàng hôn trên biển. Ảnh: tinxe</w:t>
-      </w:r>
-    </w:p>
-    <w:p>
-      <w:r>
-        <w:t> </w:t>
-      </w:r>
-    </w:p>
-    <w:p>
-      <w:r>
         <w:t>Ngoài ra khu vực này còn có nhiều góc view không kém phần xịn xò khác. Nhìn từ xa thì tất nhiên là biển nhưng đưa mắt về gần bờ thì bạn sẽ thấy hiện ra một chiếc đu quay khá lớn nằm giữa rừng cây của </w:t>
       </w:r>
-      <w:hyperlink r:id="rId19" w:history="1">
+      <w:hyperlink r:id="rId8" w:history="1">
         <w:r>
           <w:rPr>
             <w:rStyle w:val="Hyperlink"/>
@@ -1058,84 +276,7 @@
     </w:p>
     <w:p>
       <w:r>
-        <w:t xml:space="preserve">Trên bãi biển cũng có nhiều khu nhà nhỏ để du khách nằm nghỉ ngơi và ngắm cảnh nên nếu đã mệt vì đi dạo nhiều thì bạn hãy vào đó nằm nghe sóng biển vỗ về tận hưởng những giây </w:t>
-      </w:r>
-      <w:proofErr w:type="gramStart"/>
-      <w:r>
-        <w:t>phút  thư</w:t>
-      </w:r>
-      <w:proofErr w:type="gramEnd"/>
-      <w:r>
-        <w:t xml:space="preserve"> giãn nhé.</w:t>
-      </w:r>
-    </w:p>
-    <w:p>
-      <w:r>
-        <w:t> </w:t>
-      </w:r>
-    </w:p>
-    <w:p>
-      <w:r>
-        <w:drawing>
-          <wp:inline distT="0" distB="0" distL="0" distR="0" wp14:anchorId="682C7F03" wp14:editId="69A6E055">
-            <wp:extent cx="5943600" cy="5943600"/>
-            <wp:effectExtent l="0" t="0" r="0" b="0"/>
-            <wp:docPr id="880162393" name="Picture 67" descr="Check in biển Bạc Liêu - Nhiều góc view"/>
-            <wp:cNvGraphicFramePr>
-              <a:graphicFrameLocks xmlns:a="http://schemas.openxmlformats.org/drawingml/2006/main" noChangeAspect="1"/>
-            </wp:cNvGraphicFramePr>
-            <a:graphic xmlns:a="http://schemas.openxmlformats.org/drawingml/2006/main">
-              <a:graphicData uri="http://schemas.openxmlformats.org/drawingml/2006/picture">
-                <pic:pic xmlns:pic="http://schemas.openxmlformats.org/drawingml/2006/picture">
-                  <pic:nvPicPr>
-                    <pic:cNvPr id="0" name="Picture 248" descr="Check in biển Bạc Liêu - Nhiều góc view"/>
-                    <pic:cNvPicPr>
-                      <a:picLocks noChangeAspect="1" noChangeArrowheads="1"/>
-                    </pic:cNvPicPr>
-                  </pic:nvPicPr>
-                  <pic:blipFill>
-                    <a:blip r:embed="rId20">
-                      <a:extLst>
-                        <a:ext uri="{28A0092B-C50C-407E-A947-70E740481C1C}">
-                          <a14:useLocalDpi xmlns:a14="http://schemas.microsoft.com/office/drawing/2010/main" val="0"/>
-                        </a:ext>
-                      </a:extLst>
-                    </a:blip>
-                    <a:srcRect/>
-                    <a:stretch>
-                      <a:fillRect/>
-                    </a:stretch>
-                  </pic:blipFill>
-                  <pic:spPr bwMode="auto">
-                    <a:xfrm>
-                      <a:off x="0" y="0"/>
-                      <a:ext cx="5943600" cy="5943600"/>
-                    </a:xfrm>
-                    <a:prstGeom prst="rect">
-                      <a:avLst/>
-                    </a:prstGeom>
-                    <a:noFill/>
-                    <a:ln>
-                      <a:noFill/>
-                    </a:ln>
-                  </pic:spPr>
-                </pic:pic>
-              </a:graphicData>
-            </a:graphic>
-          </wp:inline>
-        </w:drawing>
-      </w:r>
-      <w:r>
-        <w:rPr>
-          <w:i/>
-          <w:iCs/>
-        </w:rPr>
-        <w:t>Nhiều góc view không kém phần xịn xò. Ảnh: Mytour</w:t>
-      </w:r>
-    </w:p>
-    <w:p>
-      <w:r>
-        <w:t> </w:t>
+        <w:t>Trên bãi biển cũng có nhiều khu nhà nhỏ để du khách nằm nghỉ ngơi và ngắm cảnh nên nếu đã mệt vì đi dạo nhiều thì bạn hãy vào đó nằm nghe sóng biển vỗ về tận hưởng những giây phút  thư giãn nhé. </w:t>
       </w:r>
     </w:p>
     <w:p>
@@ -1155,83 +296,14 @@
     </w:p>
     <w:p>
       <w:r>
-        <w:t>Khi check in biển ở Bạc Liêu thì chắc chắn phải ăn hải sản ở đây. Với nguồn cá tôm, cua tươi rói thì làm nên món nào cũng thơm ngon nức mũi thực khách đấy. Xung quanh bãi biển có nhiều hàng quán ăn uống với giá cả phải chăng đang đợi bạn khám phá.</w:t>
+        <w:t>Khi check in biển ở Bạc Liêu thì chắc chắn phải ăn hải sản ở đây. Với nguồn cá tôm, cua tươi rói thì làm nên món nào cũng thơm ngon nức mũi thực khách đấy. Xung quanh bãi biển có nhiều hàng quán ăn uống với giá cả phải chăng đang đợi bạn khám phá. </w:t>
       </w:r>
     </w:p>
     <w:p>
       <w:r>
-        <w:t> </w:t>
-      </w:r>
-    </w:p>
-    <w:p>
-      <w:r>
-        <w:drawing>
-          <wp:inline distT="0" distB="0" distL="0" distR="0" wp14:anchorId="0E1194DF" wp14:editId="5BB7FCB2">
-            <wp:extent cx="5943600" cy="3491230"/>
-            <wp:effectExtent l="0" t="0" r="0" b="0"/>
-            <wp:docPr id="69270630" name="Picture 66" descr="Check in biển Bạc Liêu - Bánh canh tôm"/>
-            <wp:cNvGraphicFramePr>
-              <a:graphicFrameLocks xmlns:a="http://schemas.openxmlformats.org/drawingml/2006/main" noChangeAspect="1"/>
-            </wp:cNvGraphicFramePr>
-            <a:graphic xmlns:a="http://schemas.openxmlformats.org/drawingml/2006/main">
-              <a:graphicData uri="http://schemas.openxmlformats.org/drawingml/2006/picture">
-                <pic:pic xmlns:pic="http://schemas.openxmlformats.org/drawingml/2006/picture">
-                  <pic:nvPicPr>
-                    <pic:cNvPr id="0" name="Picture 249" descr="Check in biển Bạc Liêu - Bánh canh tôm"/>
-                    <pic:cNvPicPr>
-                      <a:picLocks noChangeAspect="1" noChangeArrowheads="1"/>
-                    </pic:cNvPicPr>
-                  </pic:nvPicPr>
-                  <pic:blipFill>
-                    <a:blip r:embed="rId21">
-                      <a:extLst>
-                        <a:ext uri="{28A0092B-C50C-407E-A947-70E740481C1C}">
-                          <a14:useLocalDpi xmlns:a14="http://schemas.microsoft.com/office/drawing/2010/main" val="0"/>
-                        </a:ext>
-                      </a:extLst>
-                    </a:blip>
-                    <a:srcRect/>
-                    <a:stretch>
-                      <a:fillRect/>
-                    </a:stretch>
-                  </pic:blipFill>
-                  <pic:spPr bwMode="auto">
-                    <a:xfrm>
-                      <a:off x="0" y="0"/>
-                      <a:ext cx="5943600" cy="3491230"/>
-                    </a:xfrm>
-                    <a:prstGeom prst="rect">
-                      <a:avLst/>
-                    </a:prstGeom>
-                    <a:noFill/>
-                    <a:ln>
-                      <a:noFill/>
-                    </a:ln>
-                  </pic:spPr>
-                </pic:pic>
-              </a:graphicData>
-            </a:graphic>
-          </wp:inline>
-        </w:drawing>
-      </w:r>
-      <w:r>
-        <w:rPr>
-          <w:i/>
-          <w:iCs/>
-        </w:rPr>
-        <w:t>Bánh canh tôm nước cốt dừa. Ảnh: vntrip</w:t>
-      </w:r>
-    </w:p>
-    <w:p>
-      <w:r>
-        <w:t> </w:t>
-      </w:r>
-    </w:p>
-    <w:p>
-      <w:r>
         <w:t>Trong số các món ngon trong </w:t>
       </w:r>
-      <w:hyperlink r:id="rId22" w:history="1">
+      <w:hyperlink r:id="rId9" w:history="1">
         <w:r>
           <w:rPr>
             <w:rStyle w:val="Hyperlink"/>
@@ -1244,89 +316,12 @@
         </w:r>
       </w:hyperlink>
       <w:r>
-        <w:t xml:space="preserve">, không thể không nhắc tới ba khía. Đây là đặc sản khó ai bỏ qua khi du lịch vùng đất này. Ba khía sau khi bắt lên sẽ mang đi chế biến thành nhiều món ngon như: rang me, rang muối, luộc </w:t>
-      </w:r>
-      <w:proofErr w:type="gramStart"/>
-      <w:r>
-        <w:t>hấp,...</w:t>
-      </w:r>
-      <w:proofErr w:type="gramEnd"/>
-      <w:r>
-        <w:t xml:space="preserve"> rất đậm đà và ăn với cơm rất ngon.</w:t>
+        <w:t>, không thể không nhắc tới ba khía. Đây là đặc sản khó ai bỏ qua khi du lịch vùng đất này. Ba khía sau khi bắt lên sẽ mang đi chế biến thành nhiều món ngon như: rang me, rang muối, luộc hấp,... rất đậm đà và ăn với cơm rất ngon.</w:t>
       </w:r>
     </w:p>
     <w:p>
       <w:r>
-        <w:t>Ngoài ba khía thì bún nước lèo, bánh canh tôm nước cốt dừa, bánh tằm ngan dừa cũng là những món ăn nổi tiếng của Bạc Liêu mà bạn nhất định phải thử.</w:t>
-      </w:r>
-    </w:p>
-    <w:p>
-      <w:r>
-        <w:t> </w:t>
-      </w:r>
-    </w:p>
-    <w:p>
-      <w:r>
-        <w:drawing>
-          <wp:inline distT="0" distB="0" distL="0" distR="0" wp14:anchorId="5388EF60" wp14:editId="7714BF4E">
-            <wp:extent cx="5943600" cy="3980815"/>
-            <wp:effectExtent l="0" t="0" r="0" b="635"/>
-            <wp:docPr id="1365882352" name="Picture 65" descr="Check in biển Bạc Liêu - Ba khía"/>
-            <wp:cNvGraphicFramePr>
-              <a:graphicFrameLocks xmlns:a="http://schemas.openxmlformats.org/drawingml/2006/main" noChangeAspect="1"/>
-            </wp:cNvGraphicFramePr>
-            <a:graphic xmlns:a="http://schemas.openxmlformats.org/drawingml/2006/main">
-              <a:graphicData uri="http://schemas.openxmlformats.org/drawingml/2006/picture">
-                <pic:pic xmlns:pic="http://schemas.openxmlformats.org/drawingml/2006/picture">
-                  <pic:nvPicPr>
-                    <pic:cNvPr id="0" name="Picture 250" descr="Check in biển Bạc Liêu - Ba khía"/>
-                    <pic:cNvPicPr>
-                      <a:picLocks noChangeAspect="1" noChangeArrowheads="1"/>
-                    </pic:cNvPicPr>
-                  </pic:nvPicPr>
-                  <pic:blipFill>
-                    <a:blip r:embed="rId23">
-                      <a:extLst>
-                        <a:ext uri="{28A0092B-C50C-407E-A947-70E740481C1C}">
-                          <a14:useLocalDpi xmlns:a14="http://schemas.microsoft.com/office/drawing/2010/main" val="0"/>
-                        </a:ext>
-                      </a:extLst>
-                    </a:blip>
-                    <a:srcRect/>
-                    <a:stretch>
-                      <a:fillRect/>
-                    </a:stretch>
-                  </pic:blipFill>
-                  <pic:spPr bwMode="auto">
-                    <a:xfrm>
-                      <a:off x="0" y="0"/>
-                      <a:ext cx="5943600" cy="3980815"/>
-                    </a:xfrm>
-                    <a:prstGeom prst="rect">
-                      <a:avLst/>
-                    </a:prstGeom>
-                    <a:noFill/>
-                    <a:ln>
-                      <a:noFill/>
-                    </a:ln>
-                  </pic:spPr>
-                </pic:pic>
-              </a:graphicData>
-            </a:graphic>
-          </wp:inline>
-        </w:drawing>
-      </w:r>
-      <w:r>
-        <w:rPr>
-          <w:i/>
-          <w:iCs/>
-        </w:rPr>
-        <w:t>Ba khía Bạc Liêu. Ảnh: vntrip</w:t>
-      </w:r>
-    </w:p>
-    <w:p>
-      <w:r>
-        <w:t> </w:t>
+        <w:t>Ngoài ba khía thì bún nước lèo, bánh canh tôm nước cốt dừa, bánh tằm ngan dừa cũng là những món ăn nổi tiếng của Bạc Liêu mà bạn nhất định phải thử. </w:t>
       </w:r>
     </w:p>
     <w:p>
@@ -1345,11 +340,6 @@
       </w:r>
     </w:p>
     <w:p>
-      <w:r>
-        <w:t> </w:t>
-      </w:r>
-    </w:p>
-    <w:p>
       <w:pPr>
         <w:rPr>
           <w:b/>
@@ -1366,76 +356,7 @@
     </w:p>
     <w:p>
       <w:r>
-        <w:t>Nhà máy điện gió nằm dọc theo bãi biển nổi tiếng của Bạc Liêu vừa được hoàn thành cách đây không lâu với các trụ turbine quay đều tựa như rừng chong chóng khổng lồ in dấu trên nền trời Tây Nam Bộ sẽ khiến bạn có cảm giác đang lạc vào xứ sở của cối xay gió ở Châu Âu luôn đấy. Và đừng quên đến đây chụp hàng trăm bức ảnh đẹp nhé.</w:t>
-      </w:r>
-    </w:p>
-    <w:p>
-      <w:r>
-        <w:t> </w:t>
-      </w:r>
-    </w:p>
-    <w:p>
-      <w:r>
-        <w:drawing>
-          <wp:inline distT="0" distB="0" distL="0" distR="0" wp14:anchorId="475410D6" wp14:editId="6FE5FD16">
-            <wp:extent cx="5943600" cy="3966845"/>
-            <wp:effectExtent l="0" t="0" r="0" b="0"/>
-            <wp:docPr id="1971140460" name="Picture 64" descr="Check in biển Bạc Liêu - Cánh đồng điện gió"/>
-            <wp:cNvGraphicFramePr>
-              <a:graphicFrameLocks xmlns:a="http://schemas.openxmlformats.org/drawingml/2006/main" noChangeAspect="1"/>
-            </wp:cNvGraphicFramePr>
-            <a:graphic xmlns:a="http://schemas.openxmlformats.org/drawingml/2006/main">
-              <a:graphicData uri="http://schemas.openxmlformats.org/drawingml/2006/picture">
-                <pic:pic xmlns:pic="http://schemas.openxmlformats.org/drawingml/2006/picture">
-                  <pic:nvPicPr>
-                    <pic:cNvPr id="0" name="Picture 251" descr="Check in biển Bạc Liêu - Cánh đồng điện gió"/>
-                    <pic:cNvPicPr>
-                      <a:picLocks noChangeAspect="1" noChangeArrowheads="1"/>
-                    </pic:cNvPicPr>
-                  </pic:nvPicPr>
-                  <pic:blipFill>
-                    <a:blip r:embed="rId24">
-                      <a:extLst>
-                        <a:ext uri="{28A0092B-C50C-407E-A947-70E740481C1C}">
-                          <a14:useLocalDpi xmlns:a14="http://schemas.microsoft.com/office/drawing/2010/main" val="0"/>
-                        </a:ext>
-                      </a:extLst>
-                    </a:blip>
-                    <a:srcRect/>
-                    <a:stretch>
-                      <a:fillRect/>
-                    </a:stretch>
-                  </pic:blipFill>
-                  <pic:spPr bwMode="auto">
-                    <a:xfrm>
-                      <a:off x="0" y="0"/>
-                      <a:ext cx="5943600" cy="3966845"/>
-                    </a:xfrm>
-                    <a:prstGeom prst="rect">
-                      <a:avLst/>
-                    </a:prstGeom>
-                    <a:noFill/>
-                    <a:ln>
-                      <a:noFill/>
-                    </a:ln>
-                  </pic:spPr>
-                </pic:pic>
-              </a:graphicData>
-            </a:graphic>
-          </wp:inline>
-        </w:drawing>
-      </w:r>
-      <w:r>
-        <w:rPr>
-          <w:i/>
-          <w:iCs/>
-        </w:rPr>
-        <w:t>Cánh đồng điện gió ngay cạnh biển. Ảnh: gody</w:t>
-      </w:r>
-    </w:p>
-    <w:p>
-      <w:r>
-        <w:t> </w:t>
+        <w:t>Nhà máy điện gió nằm dọc theo bãi biển nổi tiếng của Bạc Liêu vừa được hoàn thành cách đây không lâu với các trụ turbine quay đều tựa như rừng chong chóng khổng lồ in dấu trên nền trời Tây Nam Bộ sẽ khiến bạn có cảm giác đang lạc vào xứ sở của cối xay gió ở Châu Âu luôn đấy. Và đừng quên đến đây chụp hàng trăm bức ảnh đẹp nhé. </w:t>
       </w:r>
     </w:p>
     <w:p>
@@ -1469,7 +390,7 @@
       <w:r>
         <w:t> còn có vườn chim - mái nhà chung của hàng trăm, ngàn loài chim nước như le le, cò, diệc, vạc, còng cọc, quắm đen,... nhớ kết hợp hai </w:t>
       </w:r>
-      <w:hyperlink r:id="rId25" w:history="1">
+      <w:hyperlink r:id="rId10" w:history="1">
         <w:r>
           <w:rPr>
             <w:rStyle w:val="Hyperlink"/>
@@ -1486,11 +407,6 @@
       </w:r>
     </w:p>
     <w:p>
-      <w:r>
-        <w:t> </w:t>
-      </w:r>
-    </w:p>
-    <w:p>
       <w:pPr>
         <w:rPr>
           <w:b/>
@@ -1514,78 +430,6 @@
       <w:r>
         <w:t> </w:t>
       </w:r>
-    </w:p>
-    <w:p>
-      <w:r>
-        <w:drawing>
-          <wp:inline distT="0" distB="0" distL="0" distR="0" wp14:anchorId="7F16CF35" wp14:editId="17B8EBAC">
-            <wp:extent cx="5943600" cy="4686935"/>
-            <wp:effectExtent l="0" t="0" r="0" b="0"/>
-            <wp:docPr id="1574866470" name="Picture 63" descr="Check in biển Bạc Liêu - Bãi biển nổi tiếng"/>
-            <wp:cNvGraphicFramePr>
-              <a:graphicFrameLocks xmlns:a="http://schemas.openxmlformats.org/drawingml/2006/main" noChangeAspect="1"/>
-            </wp:cNvGraphicFramePr>
-            <a:graphic xmlns:a="http://schemas.openxmlformats.org/drawingml/2006/main">
-              <a:graphicData uri="http://schemas.openxmlformats.org/drawingml/2006/picture">
-                <pic:pic xmlns:pic="http://schemas.openxmlformats.org/drawingml/2006/picture">
-                  <pic:nvPicPr>
-                    <pic:cNvPr id="0" name="Picture 252" descr="Check in biển Bạc Liêu - Bãi biển nổi tiếng"/>
-                    <pic:cNvPicPr>
-                      <a:picLocks noChangeAspect="1" noChangeArrowheads="1"/>
-                    </pic:cNvPicPr>
-                  </pic:nvPicPr>
-                  <pic:blipFill>
-                    <a:blip r:embed="rId26">
-                      <a:extLst>
-                        <a:ext uri="{28A0092B-C50C-407E-A947-70E740481C1C}">
-                          <a14:useLocalDpi xmlns:a14="http://schemas.microsoft.com/office/drawing/2010/main" val="0"/>
-                        </a:ext>
-                      </a:extLst>
-                    </a:blip>
-                    <a:srcRect/>
-                    <a:stretch>
-                      <a:fillRect/>
-                    </a:stretch>
-                  </pic:blipFill>
-                  <pic:spPr bwMode="auto">
-                    <a:xfrm>
-                      <a:off x="0" y="0"/>
-                      <a:ext cx="5943600" cy="4686935"/>
-                    </a:xfrm>
-                    <a:prstGeom prst="rect">
-                      <a:avLst/>
-                    </a:prstGeom>
-                    <a:noFill/>
-                    <a:ln>
-                      <a:noFill/>
-                    </a:ln>
-                  </pic:spPr>
-                </pic:pic>
-              </a:graphicData>
-            </a:graphic>
-          </wp:inline>
-        </w:drawing>
-      </w:r>
-      <w:r>
-        <w:rPr>
-          <w:i/>
-          <w:iCs/>
-        </w:rPr>
-        <w:t>Bãi biển nổi tiếng với nhiều góc chụp ảnh sống ảo. Ảnh: TCN.vn</w:t>
-      </w:r>
-    </w:p>
-    <w:p>
-      <w:r>
-        <w:t> </w:t>
-      </w:r>
-    </w:p>
-    <w:p>
-      <w:pPr>
-        <w:rPr>
-          <w:b/>
-          <w:bCs/>
-        </w:rPr>
-      </w:pPr>
       <w:r>
         <w:rPr>
           <w:b/>
@@ -1610,7 +454,7 @@
       <w:r>
         <w:t>, nhất là vào mùa du lịch cao điểm, bạn phải thật cẩn thận giữ tư trang và vật dụng cá nhân. Vì số lượng khách quá đông nên cướp giật rất lộng hành. Khi chọn hàng quán ăn uống thì du khách nên chọn những quán sâu ở phía trong và tìm nơi nào có lượng khách đông, để tránh tình trạng chặt chém. Nếu quán ăn cho phép mua đồ ăn mang vào nhờ nấu thì bạn nhớ hỏi giá kỹ trước khi gọi món để tránh hiểu lầm hay bị lừa. Nhanh tay lên lịch và chuẩn bị sẳn sàng để làm một chuyến du lịch Bạc Liêu, check in bãi biển hoang sơ mà thú vị của xứ sở có ngôi </w:t>
       </w:r>
-      <w:hyperlink r:id="rId27" w:history="1">
+      <w:hyperlink r:id="rId11" w:history="1">
         <w:r>
           <w:rPr>
             <w:rStyle w:val="Hyperlink"/>
@@ -4065,6 +2909,7 @@
   <w:style w:type="character" w:default="1" w:styleId="DefaultParagraphFont">
     <w:name w:val="Default Paragraph Font"/>
     <w:uiPriority w:val="1"/>
+    <w:semiHidden/>
     <w:unhideWhenUsed/>
   </w:style>
   <w:style w:type="table" w:default="1" w:styleId="TableNormal">
